--- a/2400031810 FSAD Skill - 13.docx
+++ b/2400031810 FSAD Skill - 13.docx
@@ -64,19 +64,11 @@
                 <w:sz w:val="24"/>
               </w:rPr>
             </w:pPr>
-            <w:proofErr w:type="spellStart"/>
             <w:r>
               <w:rPr>
                 <w:sz w:val="24"/>
               </w:rPr>
-              <w:t>Aravala</w:t>
-            </w:r>
-            <w:proofErr w:type="spellEnd"/>
-            <w:r>
-              <w:rPr>
-                <w:sz w:val="24"/>
-              </w:rPr>
-              <w:t xml:space="preserve"> Tirupathi Venkata Jathin Kumar</w:t>
+              <w:t>S. LALITH ADITYA</w:t>
             </w:r>
           </w:p>
         </w:tc>
@@ -131,7 +123,7 @@
                 <w:spacing w:val="-2"/>
                 <w:sz w:val="24"/>
               </w:rPr>
-              <w:t>734</w:t>
+              <w:t>810</w:t>
             </w:r>
           </w:p>
         </w:tc>
@@ -521,22 +513,47 @@
       <w:pPr>
         <w:rPr>
           <w:rFonts w:ascii="Times New Roman"/>
+          <w:b/>
+          <w:bCs/>
           <w:noProof/>
           <w:sz w:val="20"/>
+          <w:u w:val="single"/>
         </w:rPr>
       </w:pPr>
       <w:r>
         <w:rPr>
           <w:rFonts w:ascii="Times New Roman"/>
+          <w:b/>
+          <w:bCs/>
           <w:noProof/>
           <w:sz w:val="20"/>
+          <w:u w:val="single"/>
+        </w:rPr>
+        <w:t>GITHUB OUTPUT:</w:t>
+      </w:r>
+    </w:p>
+    <w:p>
+      <w:pPr>
+        <w:rPr>
+          <w:rFonts w:ascii="Times New Roman"/>
+          <w:b/>
+          <w:bCs/>
+          <w:noProof/>
+          <w:sz w:val="20"/>
+          <w:u w:val="single"/>
+        </w:rPr>
+      </w:pPr>
+      <w:r>
+        <w:rPr>
+          <w:noProof/>
+          <w14:ligatures w14:val="standardContextual"/>
         </w:rPr>
         <w:lastRenderedPageBreak/>
         <w:drawing>
-          <wp:inline distT="0" distB="0" distL="0" distR="0" wp14:anchorId="2E65610D" wp14:editId="2B96A4FA">
-            <wp:extent cx="5731510" cy="2632710"/>
+          <wp:inline distT="0" distB="0" distL="0" distR="0" wp14:anchorId="52C09EFB" wp14:editId="1FAAEE7D">
+            <wp:extent cx="5731510" cy="2765425"/>
             <wp:effectExtent l="0" t="0" r="2540" b="0"/>
-            <wp:docPr id="1671891" name="Picture 1"/>
+            <wp:docPr id="2120336042" name="Picture 1"/>
             <wp:cNvGraphicFramePr>
               <a:graphicFrameLocks xmlns:a="http://schemas.openxmlformats.org/drawingml/2006/main" noChangeAspect="1"/>
             </wp:cNvGraphicFramePr>
@@ -544,7 +561,7 @@
               <a:graphicData uri="http://schemas.openxmlformats.org/drawingml/2006/picture">
                 <pic:pic xmlns:pic="http://schemas.openxmlformats.org/drawingml/2006/picture">
                   <pic:nvPicPr>
-                    <pic:cNvPr id="1671891" name=""/>
+                    <pic:cNvPr id="2120336042" name=""/>
                     <pic:cNvPicPr/>
                   </pic:nvPicPr>
                   <pic:blipFill>
@@ -556,7 +573,7 @@
                   <pic:spPr>
                     <a:xfrm>
                       <a:off x="0" y="0"/>
-                      <a:ext cx="5731510" cy="2632710"/>
+                      <a:ext cx="5731510" cy="2765425"/>
                     </a:xfrm>
                     <a:prstGeom prst="rect">
                       <a:avLst/>
@@ -590,11 +607,19 @@
         <w:t xml:space="preserve"> </w:t>
       </w:r>
       <w:hyperlink r:id="rId9" w:history="1">
+        <w:proofErr w:type="spellStart"/>
         <w:r>
           <w:rPr>
             <w:rStyle w:val="Hyperlink"/>
           </w:rPr>
-          <w:t>Jathinkumar-02/FSAD-Skill-13</w:t>
+          <w:t>lalithdev</w:t>
+        </w:r>
+        <w:proofErr w:type="spellEnd"/>
+        <w:r>
+          <w:rPr>
+            <w:rStyle w:val="Hyperlink"/>
+          </w:rPr>
+          <w:t>/FSAD-Skill-ExperIment-13</w:t>
         </w:r>
       </w:hyperlink>
     </w:p>
@@ -1284,6 +1309,7 @@
   <w:style w:type="character" w:default="1" w:styleId="DefaultParagraphFont">
     <w:name w:val="Default Paragraph Font"/>
     <w:uiPriority w:val="1"/>
+    <w:semiHidden/>
     <w:unhideWhenUsed/>
   </w:style>
   <w:style w:type="table" w:default="1" w:styleId="TableNormal">
